--- a/docs/edges/07-polymarket-binary-fv-maker.docx
+++ b/docs/edges/07-polymarket-binary-fv-maker.docx
@@ -187,7 +187,7 @@
               <w:rPr>
                 <w:sz w:val="19"/>
               </w:rPr>
-              <w:t>Model A/B (13,566 ticks)</w:t>
+              <w:t>Model A/B (session-weighted, final 120s excluded as circular)</w:t>
             </w:r>
           </w:p>
         </w:tc>
@@ -200,7 +200,7 @@
               <w:rPr>
                 <w:sz w:val="19"/>
               </w:rPr>
-              <w:t>baseline Brier 0.1068 BEATS enhanced 0.1105 — momentum+Hurst not earning its keep</w:t>
+              <w:t>baseline Brier 0.1198 BEATS enhanced 0.1247 — momentum+Hurst not earning its keep</w:t>
             </w:r>
           </w:p>
         </w:tc>
@@ -228,7 +228,35 @@
               <w:rPr>
                 <w:sz w:val="19"/>
               </w:rPr>
-              <w:t>mid Brier 0.1063 BEATS both models — the fair value has NO edge over the book; the maker was supplying edge, not capturing it</w:t>
+              <w:t>mid Brier 0.1186 BEATS both models (129 sessions / 9,891 ticks) — the fair value has NO edge over the book; the maker was supplying edge, not capturing it</w:t>
+            </w:r>
+          </w:p>
+        </w:tc>
+      </w:tr>
+      <w:tr>
+        <w:tc>
+          <w:tcPr>
+            <w:tcW w:type="dxa" w:w="4320"/>
+          </w:tcPr>
+          <w:p>
+            <w:r>
+              <w:rPr>
+                <w:sz w:val="19"/>
+              </w:rPr>
+              <w:t>Rails review (17 findings)</w:t>
+            </w:r>
+          </w:p>
+        </w:tc>
+        <w:tc>
+          <w:tcPr>
+            <w:tcW w:type="dxa" w:w="4320"/>
+          </w:tcPr>
+          <w:p>
+            <w:r>
+              <w:rPr>
+                <w:sz w:val="19"/>
+              </w:rPr>
+              <w:t>−$2,066 is itself optimistic: fill sim has maker-favorable lookahead; failed final book fetch marked at 0.5; the cap-and-ride mechanism is the minEdge gate killing the inventory-REDUCING quote (see docs/research/RAILS-REVIEW-2026-06-11.md)</w:t>
             </w:r>
           </w:p>
         </w:tc>
